--- a/data_store/word/Phòng ngừa sa tử cung sau sinh.docx
+++ b/data_store/word/Phòng ngừa sa tử cung sau sinh.docx
@@ -71,7 +71,11 @@
         <w:t>Sa tử cung có chữa được không?</w:t>
       </w:r>
       <w:r>
-        <w:t xml:space="preserve"> Nếu có sa tử cung rất nhẹ, không có triệu chứng hoặc triệu chứng không quá khó chịu, không cần thiết điều trị vì tử cung sau khi sinh bị sa rất nhẹ có thể tự co dần lên theo thời gian.</w:t>
+        <w:t xml:space="preserve"> </w:t>
+      </w:r>
+      <w:bookmarkStart w:id="0" w:name="_GoBack"/>
+      <w:r>
+        <w:t>Nếu có sa tử cung rất nhẹ, không có triệu chứng hoặc triệu chứng không quá khó chịu, không cần thiết điều trị vì tử cung sau khi sinh bị sa rất nhẹ có thể tự co dần lên theo thời gian.</w:t>
       </w:r>
     </w:p>
     <w:p>
@@ -89,7 +93,11 @@
         <w:t xml:space="preserve">sa tử cung </w:t>
       </w:r>
       <w:r>
-        <w:t>ở mức độ nhẹ, những dấu hiệu bệnh không gây quá nhiều ảnh hướng đến sinh hoạt thì điều trị không phẫu thuật là lựa chọn tốt nhất, thích hợp với những người bệnh lớn tuổi hoặc sức khỏe kém không thể phẫu thuật. Cách chữa sa tử cung tại nhà đơn giản chỉ từ việc chú ý các thói quen sinh hoạt và đi kèm các bài tập cơ sàn chậu. Một số lưu ý trong sinh hoạt hàng ngày cho bệnh nhân như sau:</w:t>
+        <w:t>ở mức độ nhẹ, những dấu hiệu bệnh không gây quá nhiều ảnh hướng đến sinh hoạt thì điều trị không phẫu thuật là lựa chọn tốt nhất, thích hợp với những người bệnh lớn tuổi hoặc sức khỏe kém không thể phẫu thuật</w:t>
+      </w:r>
+      <w:bookmarkEnd w:id="0"/>
+      <w:r>
+        <w:t>. Cách chữa sa tử cung tại nhà đơn giản chỉ từ việc chú ý các thói quen sinh hoạt và đi kèm các bài tập cơ sàn chậu. Một số lưu ý trong sinh hoạt hàng ngày cho bệnh nhân như sau:</w:t>
       </w:r>
     </w:p>
     <w:p>
@@ -118,65 +126,6 @@
       </w:r>
     </w:p>
     <w:p>
-      <w:pPr>
-        <w:spacing w:after="0"/>
-      </w:pPr>
-      <w:r>
-        <w:rPr>
-          <w:noProof/>
-        </w:rPr>
-        <w:lastRenderedPageBreak/>
-        <w:drawing>
-          <wp:inline distT="0" distB="0" distL="0" distR="0">
-            <wp:extent cx="4763135" cy="3574415"/>
-            <wp:effectExtent l="0" t="0" r="0" b="6985"/>
-            <wp:docPr id="2" name="Picture 2" descr="&#10;Bệnh nhân cần chú trọng nghỉ ngơi, không hoạt động quá sức và luôn giữ tinh thần thoải mái&#10;"/>
-            <wp:cNvGraphicFramePr>
-              <a:graphicFrameLocks xmlns:a="http://schemas.openxmlformats.org/drawingml/2006/main" noChangeAspect="1"/>
-            </wp:cNvGraphicFramePr>
-            <a:graphic xmlns:a="http://schemas.openxmlformats.org/drawingml/2006/main">
-              <a:graphicData uri="http://schemas.openxmlformats.org/drawingml/2006/picture">
-                <pic:pic xmlns:pic="http://schemas.openxmlformats.org/drawingml/2006/picture">
-                  <pic:nvPicPr>
-                    <pic:cNvPr id="0" name="Picture 1" descr="&#10;Bệnh nhân cần chú trọng nghỉ ngơi, không hoạt động quá sức và luôn giữ tinh thần thoải mái&#10;"/>
-                    <pic:cNvPicPr>
-                      <a:picLocks noChangeAspect="1" noChangeArrowheads="1"/>
-                    </pic:cNvPicPr>
-                  </pic:nvPicPr>
-                  <pic:blipFill>
-                    <a:blip r:embed="rId7">
-                      <a:extLst>
-                        <a:ext uri="{28A0092B-C50C-407E-A947-70E740481C1C}">
-                          <a14:useLocalDpi xmlns:a14="http://schemas.microsoft.com/office/drawing/2010/main" val="0"/>
-                        </a:ext>
-                      </a:extLst>
-                    </a:blip>
-                    <a:srcRect/>
-                    <a:stretch>
-                      <a:fillRect/>
-                    </a:stretch>
-                  </pic:blipFill>
-                  <pic:spPr bwMode="auto">
-                    <a:xfrm>
-                      <a:off x="0" y="0"/>
-                      <a:ext cx="4763135" cy="3574415"/>
-                    </a:xfrm>
-                    <a:prstGeom prst="rect">
-                      <a:avLst/>
-                    </a:prstGeom>
-                    <a:noFill/>
-                    <a:ln>
-                      <a:noFill/>
-                    </a:ln>
-                  </pic:spPr>
-                </pic:pic>
-              </a:graphicData>
-            </a:graphic>
-          </wp:inline>
-        </w:drawing>
-      </w:r>
-    </w:p>
-    <w:p>
       <w:r>
         <w:t xml:space="preserve">Bệnh nhân cần chú trọng nghỉ ngơi, không hoạt động quá sức và luôn giữ tinh thần thoải mái </w:t>
       </w:r>
@@ -244,6 +193,7 @@
         <w:pStyle w:val="Heading2"/>
       </w:pPr>
       <w:r>
+        <w:lastRenderedPageBreak/>
         <w:t>2. Phòng ngừa sa tử cung sau sinh hiệu quả</w:t>
       </w:r>
     </w:p>
@@ -317,7 +267,6 @@
         <w:spacing w:before="100" w:beforeAutospacing="1" w:after="100" w:afterAutospacing="1" w:line="240" w:lineRule="auto"/>
       </w:pPr>
       <w:r>
-        <w:lastRenderedPageBreak/>
         <w:t>Nếu sản phụ gặp khó khăn khi đi đại tiện, lưu ý không nên dùng sức để rặn mà nên thay đổi chế độ ăn với nhiều chất xơ, uống nhiều nước hoặc ăn các món ăn giúp hỗ trợ nhuận tràng;</w:t>
       </w:r>
     </w:p>
@@ -341,61 +290,7 @@
         <w:t>3. Bài tập sa tử cung đơn giản tại nhà</w:t>
       </w:r>
     </w:p>
-    <w:p>
-      <w:r>
-        <w:rPr>
-          <w:noProof/>
-        </w:rPr>
-        <w:drawing>
-          <wp:inline distT="0" distB="0" distL="0" distR="0">
-            <wp:extent cx="7140575" cy="5361940"/>
-            <wp:effectExtent l="0" t="0" r="3175" b="0"/>
-            <wp:docPr id="1" name="Picture 1" descr="&#10;Các bài tập tăng cường co bóp cơ hông và cơ hậu môn là rất cần thiết để phòng ngừa sa tử cung&#10;"/>
-            <wp:cNvGraphicFramePr>
-              <a:graphicFrameLocks xmlns:a="http://schemas.openxmlformats.org/drawingml/2006/main" noChangeAspect="1"/>
-            </wp:cNvGraphicFramePr>
-            <a:graphic xmlns:a="http://schemas.openxmlformats.org/drawingml/2006/main">
-              <a:graphicData uri="http://schemas.openxmlformats.org/drawingml/2006/picture">
-                <pic:pic xmlns:pic="http://schemas.openxmlformats.org/drawingml/2006/picture">
-                  <pic:nvPicPr>
-                    <pic:cNvPr id="0" name="Picture 2" descr="&#10;Các bài tập tăng cường co bóp cơ hông và cơ hậu môn là rất cần thiết để phòng ngừa sa tử cung&#10;"/>
-                    <pic:cNvPicPr>
-                      <a:picLocks noChangeAspect="1" noChangeArrowheads="1"/>
-                    </pic:cNvPicPr>
-                  </pic:nvPicPr>
-                  <pic:blipFill>
-                    <a:blip r:embed="rId8">
-                      <a:extLst>
-                        <a:ext uri="{28A0092B-C50C-407E-A947-70E740481C1C}">
-                          <a14:useLocalDpi xmlns:a14="http://schemas.microsoft.com/office/drawing/2010/main" val="0"/>
-                        </a:ext>
-                      </a:extLst>
-                    </a:blip>
-                    <a:srcRect/>
-                    <a:stretch>
-                      <a:fillRect/>
-                    </a:stretch>
-                  </pic:blipFill>
-                  <pic:spPr bwMode="auto">
-                    <a:xfrm>
-                      <a:off x="0" y="0"/>
-                      <a:ext cx="7140575" cy="5361940"/>
-                    </a:xfrm>
-                    <a:prstGeom prst="rect">
-                      <a:avLst/>
-                    </a:prstGeom>
-                    <a:noFill/>
-                    <a:ln>
-                      <a:noFill/>
-                    </a:ln>
-                  </pic:spPr>
-                </pic:pic>
-              </a:graphicData>
-            </a:graphic>
-          </wp:inline>
-        </w:drawing>
-      </w:r>
-    </w:p>
+    <w:p/>
     <w:p>
       <w:r>
         <w:t xml:space="preserve">Các bài tập tăng cường co bóp cơ hông và cơ hậu môn là rất cần thiết để phòng ngừa sa tử cung </w:t>
@@ -462,7 +357,6 @@
         <w:spacing w:before="100" w:beforeAutospacing="1" w:after="100" w:afterAutospacing="1" w:line="240" w:lineRule="auto"/>
       </w:pPr>
       <w:r>
-        <w:lastRenderedPageBreak/>
         <w:t>Thả lòng vùng cơ phần mông và bụng, duỗi thẳng lưng, hai cánh tay đặt song song đồng thời hai đầu gối co lên;</w:t>
       </w:r>
     </w:p>
@@ -506,10 +400,7 @@
         <w:t>Ngoài bài thể dục Kegel để luyện cho cơ đáy chậu khỏe còn nhiều cách thực hiện kín đáo khác. Ví dụ có thể tập bằng cách thít chặt cơ sàn chậu giống như khi đi tiểu thít chặt cơ để dừng dòng tiểu, tuy nhiên việc thít chặt cơ khi đi tiểu chỉ để xác định cảm giác thít chặt đúng cơ sàn chậu chứ không nên thực hiện khi đi tiểu. Thêm vào đó, cần tránh các tổn thương cơ đáy bụng khi sinh con, không để rách, vỡ.</w:t>
       </w:r>
     </w:p>
-    <w:p>
-      <w:bookmarkStart w:id="0" w:name="_GoBack"/>
-      <w:bookmarkEnd w:id="0"/>
-    </w:p>
+    <w:p/>
     <w:sectPr>
       <w:pgSz w:w="12240" w:h="15840"/>
       <w:pgMar w:top="1440" w:right="1440" w:bottom="1440" w:left="1440" w:header="720" w:footer="720" w:gutter="0"/>
